--- a/flow/20230914_vu_template/drafts/2024-03-g/21-ЧТ-Якова Катанського.docx
+++ b/flow/20230914_vu_template/drafts/2024-03-g/21-ЧТ-Якова Катанського.docx
@@ -4854,25 +4854,73 @@
     </w:p>
     <w:p>
       <w:pPr>
-        <w:spacing w:after="120" w:line="20" w:lineRule="atLeast"/>
-        <w:jc w:val="both"/>
-        <w:rPr>
-          <w:rFonts w:ascii="Times New Roman" w:hAnsi="Times New Roman"/>
-          <w:sz w:val="24"/>
-          <w:szCs w:val="24"/>
-          <w:lang w:val="uk-UA"/>
-        </w:rPr>
-      </w:pPr>
-      <w:r>
-        <w:rPr>
-          <w:rFonts w:ascii="Times New Roman" w:hAnsi="Times New Roman"/>
-          <w:i/>
-          <w:color w:val="FF0000"/>
-          <w:sz w:val="24"/>
-          <w:szCs w:val="24"/>
-          <w:lang w:val="uk-UA"/>
-        </w:rPr>
-        <w:t>(г. 6, подібний: Поклавши всю надію):</w:t>
+        <w:pStyle w:val="Normal"/>
+      </w:pPr>
+      <w:r>
+        <w:rPr>
+          <w:rFonts w:ascii="Times New Roman" w:hAnsi="Times New Roman"/>
+          <w:i/>
+          <w:color w:val="FF0000"/>
+          <w:sz w:val="24"/>
+        </w:rPr>
+        <w:t xml:space="preserve">(г. 4, подібний: Дав ти як знамено): </w:t>
+      </w:r>
+      <w:r>
+        <w:rPr>
+          <w:rFonts w:ascii="Times New Roman" w:hAnsi="Times New Roman"/>
+          <w:sz w:val="24"/>
+        </w:rPr>
+        <w:t>Слави благої,* що простягається у вічність* і ніколи не проминає,* забажавши, ти знехтував* славу, що проходить і погибає;* і хрест узявши,* пішов за Розп’ятим,* і плоть підкорив аскетичними подвигами.* Ради цього пам’ять твою звершуємо, Якове.</w:t>
+      </w:r>
+    </w:p>
+    <w:p>
+      <w:pPr>
+        <w:spacing w:after="120" w:line="20" w:lineRule="atLeast"/>
+        <w:jc w:val="center"/>
+        <w:rPr>
+          <w:rFonts w:ascii="Times New Roman" w:hAnsi="Times New Roman"/>
+          <w:b/>
+          <w:i/>
+          <w:color w:val="FF0000"/>
+          <w:sz w:val="24"/>
+          <w:szCs w:val="24"/>
+          <w:lang w:val="uk-UA"/>
+        </w:rPr>
+      </w:pPr>
+      <w:r>
+        <w:rPr>
+          <w:rFonts w:ascii="Times New Roman" w:hAnsi="Times New Roman"/>
+          <w:b/>
+          <w:i/>
+          <w:color w:val="FF0000"/>
+          <w:sz w:val="24"/>
+          <w:szCs w:val="24"/>
+          <w:lang w:val="uk-UA"/>
+        </w:rPr>
+        <w:t>Псалом 116</w:t>
+      </w:r>
+    </w:p>
+    <w:p>
+      <w:pPr>
+        <w:spacing w:after="120" w:line="20" w:lineRule="atLeast"/>
+        <w:jc w:val="both"/>
+        <w:rPr>
+          <w:rFonts w:ascii="Times New Roman" w:hAnsi="Times New Roman"/>
+          <w:sz w:val="24"/>
+          <w:szCs w:val="24"/>
+          <w:lang w:val="uk-UA"/>
+        </w:rPr>
+      </w:pPr>
+      <w:r>
+        <w:rPr>
+          <w:rFonts w:ascii="Times New Roman" w:hAnsi="Times New Roman"/>
+          <w:i/>
+          <w:color w:val="FF0000"/>
+          <w:sz w:val="24"/>
+          <w:szCs w:val="24"/>
+          <w:lang w:val="uk-UA"/>
+        </w:rPr>
+        <w:t>Стих:</w:t>
       </w:r>
       <w:r>
         <w:rPr>
@@ -4884,674 +4932,74 @@
         </w:rPr>
         <w:t xml:space="preserve"> </w:t>
       </w:r>
-      <w:r>
-        <w:rPr>
-          <w:rFonts w:ascii="Times New Roman" w:hAnsi="Times New Roman"/>
-          <w:sz w:val="24"/>
-          <w:szCs w:val="24"/>
-          <w:lang w:val="uk-UA"/>
-        </w:rPr>
-        <w:t xml:space="preserve">Не </w:t>
-      </w:r>
-      <w:proofErr w:type="spellStart"/>
-      <w:r>
-        <w:rPr>
-          <w:rFonts w:ascii="Times New Roman" w:hAnsi="Times New Roman"/>
-          <w:sz w:val="24"/>
-          <w:szCs w:val="24"/>
-          <w:lang w:val="uk-UA"/>
-        </w:rPr>
-        <w:t>допуска́ла</w:t>
-      </w:r>
-      <w:proofErr w:type="spellEnd"/>
-      <w:r>
-        <w:rPr>
-          <w:rFonts w:ascii="Times New Roman" w:hAnsi="Times New Roman"/>
+      <w:proofErr w:type="spellStart"/>
+      <w:r>
+        <w:rPr>
+          <w:rFonts w:ascii="Times New Roman" w:hAnsi="Times New Roman"/>
+          <w:sz w:val="24"/>
+          <w:szCs w:val="24"/>
+          <w:u w:val="single"/>
+          <w:lang w:val="uk-UA"/>
+        </w:rPr>
+        <w:t>Хваліте</w:t>
+      </w:r>
+      <w:proofErr w:type="spellEnd"/>
+      <w:r>
+        <w:rPr>
+          <w:rFonts w:ascii="Times New Roman" w:hAnsi="Times New Roman"/>
+          <w:sz w:val="24"/>
+          <w:szCs w:val="24"/>
+          <w:u w:val="single"/>
+          <w:lang w:val="uk-UA"/>
+        </w:rPr>
+        <w:t xml:space="preserve"> Господа всі народи!* Прославляйте його всі люди!</w:t>
+      </w:r>
+    </w:p>
+    <w:p>
+      <w:pPr>
+        <w:pStyle w:val="Normal"/>
+      </w:pPr>
+      <w:r>
+        <w:rPr>
+          <w:rFonts w:ascii="Times New Roman" w:hAnsi="Times New Roman"/>
+          <w:sz w:val="24"/>
+        </w:rPr>
+        <w:t>Для світу і пристрастей* розпинаючись, Якове,* душу зберіг ти нескверною і необманеною,* незмішаною, отче, з долішніми образами* – і видіннями тайними окрилився ти* до образів небесних,* яким від початку твоє життя присвятив єси, преподобний,* як Христовий друг ближній,* як угодник найвірніший.</w:t>
+      </w:r>
+    </w:p>
+    <w:p>
+      <w:pPr>
+        <w:spacing w:after="120" w:line="20" w:lineRule="atLeast"/>
+        <w:jc w:val="both"/>
+        <w:rPr>
+          <w:rFonts w:ascii="Times New Roman" w:hAnsi="Times New Roman"/>
+          <w:sz w:val="24"/>
+          <w:szCs w:val="24"/>
+          <w:u w:val="single"/>
+          <w:lang w:val="uk-UA"/>
+        </w:rPr>
+      </w:pPr>
+      <w:r>
+        <w:rPr>
+          <w:rFonts w:ascii="Times New Roman" w:hAnsi="Times New Roman"/>
+          <w:i/>
+          <w:color w:val="FF0000"/>
+          <w:sz w:val="24"/>
+          <w:szCs w:val="24"/>
+          <w:lang w:val="uk-UA"/>
+        </w:rPr>
+        <w:t>Стих:</w:t>
+      </w:r>
+      <w:r>
+        <w:rPr>
+          <w:rFonts w:ascii="Times New Roman" w:hAnsi="Times New Roman"/>
+          <w:i/>
           <w:sz w:val="24"/>
           <w:szCs w:val="24"/>
           <w:lang w:val="uk-UA"/>
         </w:rPr>
         <w:t xml:space="preserve"> </w:t>
       </w:r>
-      <w:proofErr w:type="spellStart"/>
-      <w:r>
-        <w:rPr>
-          <w:rFonts w:ascii="Times New Roman" w:hAnsi="Times New Roman"/>
-          <w:sz w:val="24"/>
-          <w:szCs w:val="24"/>
-          <w:lang w:val="uk-UA"/>
-        </w:rPr>
-        <w:t>тебе́</w:t>
-      </w:r>
-      <w:proofErr w:type="spellEnd"/>
-      <w:r>
-        <w:rPr>
-          <w:rFonts w:ascii="Times New Roman" w:hAnsi="Times New Roman"/>
-          <w:sz w:val="24"/>
-          <w:szCs w:val="24"/>
-          <w:lang w:val="uk-UA"/>
-        </w:rPr>
-        <w:t xml:space="preserve">* до </w:t>
-      </w:r>
-      <w:proofErr w:type="spellStart"/>
-      <w:r>
-        <w:rPr>
-          <w:rFonts w:ascii="Times New Roman" w:hAnsi="Times New Roman"/>
-          <w:sz w:val="24"/>
-          <w:szCs w:val="24"/>
-          <w:lang w:val="uk-UA"/>
-        </w:rPr>
-        <w:t>огляда́ння</w:t>
-      </w:r>
-      <w:proofErr w:type="spellEnd"/>
-      <w:r>
-        <w:rPr>
-          <w:rFonts w:ascii="Times New Roman" w:hAnsi="Times New Roman"/>
-          <w:sz w:val="24"/>
-          <w:szCs w:val="24"/>
-          <w:lang w:val="uk-UA"/>
-        </w:rPr>
-        <w:t xml:space="preserve"> </w:t>
-      </w:r>
-      <w:proofErr w:type="spellStart"/>
-      <w:r>
-        <w:rPr>
-          <w:rFonts w:ascii="Times New Roman" w:hAnsi="Times New Roman"/>
-          <w:sz w:val="24"/>
-          <w:szCs w:val="24"/>
-          <w:lang w:val="uk-UA"/>
-        </w:rPr>
-        <w:t>святи́ні</w:t>
-      </w:r>
-      <w:proofErr w:type="spellEnd"/>
-      <w:r>
-        <w:rPr>
-          <w:rFonts w:ascii="Times New Roman" w:hAnsi="Times New Roman"/>
-          <w:sz w:val="24"/>
-          <w:szCs w:val="24"/>
-          <w:lang w:val="uk-UA"/>
-        </w:rPr>
-        <w:t xml:space="preserve">* </w:t>
-      </w:r>
-      <w:proofErr w:type="spellStart"/>
-      <w:r>
-        <w:rPr>
-          <w:rFonts w:ascii="Times New Roman" w:hAnsi="Times New Roman"/>
-          <w:sz w:val="24"/>
-          <w:szCs w:val="24"/>
-          <w:lang w:val="uk-UA"/>
-        </w:rPr>
-        <w:t>скве́рна</w:t>
-      </w:r>
-      <w:proofErr w:type="spellEnd"/>
-      <w:r>
-        <w:rPr>
-          <w:rFonts w:ascii="Times New Roman" w:hAnsi="Times New Roman"/>
-          <w:sz w:val="24"/>
-          <w:szCs w:val="24"/>
-          <w:lang w:val="uk-UA"/>
-        </w:rPr>
-        <w:t xml:space="preserve"> раніше сподіяних </w:t>
-      </w:r>
-      <w:proofErr w:type="spellStart"/>
-      <w:r>
-        <w:rPr>
-          <w:rFonts w:ascii="Times New Roman" w:hAnsi="Times New Roman"/>
-          <w:sz w:val="24"/>
-          <w:szCs w:val="24"/>
-          <w:lang w:val="uk-UA"/>
-        </w:rPr>
-        <w:t>блудодійств</w:t>
-      </w:r>
-      <w:proofErr w:type="spellEnd"/>
-      <w:r>
-        <w:rPr>
-          <w:rFonts w:ascii="Times New Roman" w:hAnsi="Times New Roman"/>
-          <w:sz w:val="24"/>
-          <w:szCs w:val="24"/>
-          <w:lang w:val="uk-UA"/>
-        </w:rPr>
-        <w:t xml:space="preserve">,* </w:t>
-      </w:r>
-      <w:proofErr w:type="spellStart"/>
-      <w:r>
-        <w:rPr>
-          <w:rFonts w:ascii="Times New Roman" w:hAnsi="Times New Roman"/>
-          <w:sz w:val="24"/>
-          <w:szCs w:val="24"/>
-          <w:lang w:val="uk-UA"/>
-        </w:rPr>
-        <w:t>одна́к</w:t>
-      </w:r>
-      <w:proofErr w:type="spellEnd"/>
-      <w:r>
-        <w:rPr>
-          <w:rFonts w:ascii="Times New Roman" w:hAnsi="Times New Roman"/>
-          <w:sz w:val="24"/>
-          <w:szCs w:val="24"/>
-          <w:lang w:val="uk-UA"/>
-        </w:rPr>
-        <w:t xml:space="preserve"> </w:t>
-      </w:r>
-      <w:proofErr w:type="spellStart"/>
-      <w:r>
-        <w:rPr>
-          <w:rFonts w:ascii="Times New Roman" w:hAnsi="Times New Roman"/>
-          <w:sz w:val="24"/>
-          <w:szCs w:val="24"/>
-          <w:lang w:val="uk-UA"/>
-        </w:rPr>
-        <w:t>чуття́</w:t>
-      </w:r>
-      <w:proofErr w:type="spellEnd"/>
-      <w:r>
-        <w:rPr>
-          <w:rFonts w:ascii="Times New Roman" w:hAnsi="Times New Roman"/>
-          <w:sz w:val="24"/>
-          <w:szCs w:val="24"/>
-          <w:lang w:val="uk-UA"/>
-        </w:rPr>
-        <w:t xml:space="preserve"> </w:t>
-      </w:r>
-      <w:proofErr w:type="spellStart"/>
-      <w:r>
-        <w:rPr>
-          <w:rFonts w:ascii="Times New Roman" w:hAnsi="Times New Roman"/>
-          <w:sz w:val="24"/>
-          <w:szCs w:val="24"/>
-          <w:lang w:val="uk-UA"/>
-        </w:rPr>
-        <w:t>твоє́</w:t>
-      </w:r>
-      <w:proofErr w:type="spellEnd"/>
-      <w:r>
-        <w:rPr>
-          <w:rFonts w:ascii="Times New Roman" w:hAnsi="Times New Roman"/>
-          <w:sz w:val="24"/>
-          <w:szCs w:val="24"/>
-          <w:lang w:val="uk-UA"/>
-        </w:rPr>
-        <w:t xml:space="preserve"> і </w:t>
-      </w:r>
-      <w:proofErr w:type="spellStart"/>
-      <w:r>
-        <w:rPr>
-          <w:rFonts w:ascii="Times New Roman" w:hAnsi="Times New Roman"/>
-          <w:sz w:val="24"/>
-          <w:szCs w:val="24"/>
-          <w:lang w:val="uk-UA"/>
-        </w:rPr>
-        <w:t>Бо́гом</w:t>
-      </w:r>
-      <w:proofErr w:type="spellEnd"/>
-      <w:r>
-        <w:rPr>
-          <w:rFonts w:ascii="Times New Roman" w:hAnsi="Times New Roman"/>
-          <w:sz w:val="24"/>
-          <w:szCs w:val="24"/>
-          <w:lang w:val="uk-UA"/>
-        </w:rPr>
-        <w:t xml:space="preserve"> </w:t>
-      </w:r>
-      <w:proofErr w:type="spellStart"/>
-      <w:r>
-        <w:rPr>
-          <w:rFonts w:ascii="Times New Roman" w:hAnsi="Times New Roman"/>
-          <w:sz w:val="24"/>
-          <w:szCs w:val="24"/>
-          <w:lang w:val="uk-UA"/>
-        </w:rPr>
-        <w:t>да́ний</w:t>
-      </w:r>
-      <w:proofErr w:type="spellEnd"/>
-      <w:r>
-        <w:rPr>
-          <w:rFonts w:ascii="Times New Roman" w:hAnsi="Times New Roman"/>
-          <w:sz w:val="24"/>
-          <w:szCs w:val="24"/>
-          <w:lang w:val="uk-UA"/>
-        </w:rPr>
-        <w:t xml:space="preserve"> </w:t>
-      </w:r>
-      <w:proofErr w:type="spellStart"/>
-      <w:r>
-        <w:rPr>
-          <w:rFonts w:ascii="Times New Roman" w:hAnsi="Times New Roman"/>
-          <w:sz w:val="24"/>
-          <w:szCs w:val="24"/>
-          <w:lang w:val="uk-UA"/>
-        </w:rPr>
-        <w:t>ро́зум</w:t>
-      </w:r>
-      <w:proofErr w:type="spellEnd"/>
-      <w:r>
-        <w:rPr>
-          <w:rFonts w:ascii="Times New Roman" w:hAnsi="Times New Roman"/>
-          <w:sz w:val="24"/>
-          <w:szCs w:val="24"/>
-          <w:lang w:val="uk-UA"/>
-        </w:rPr>
-        <w:t xml:space="preserve">,* і </w:t>
-      </w:r>
-      <w:proofErr w:type="spellStart"/>
-      <w:r>
-        <w:rPr>
-          <w:rFonts w:ascii="Times New Roman" w:hAnsi="Times New Roman"/>
-          <w:sz w:val="24"/>
-          <w:szCs w:val="24"/>
-          <w:lang w:val="uk-UA"/>
-        </w:rPr>
-        <w:t>тяга́р</w:t>
-      </w:r>
-      <w:proofErr w:type="spellEnd"/>
-      <w:r>
-        <w:rPr>
-          <w:rFonts w:ascii="Times New Roman" w:hAnsi="Times New Roman"/>
-          <w:sz w:val="24"/>
-          <w:szCs w:val="24"/>
-          <w:lang w:val="uk-UA"/>
-        </w:rPr>
-        <w:t xml:space="preserve"> на сумлінні від </w:t>
-      </w:r>
-      <w:proofErr w:type="spellStart"/>
-      <w:r>
-        <w:rPr>
-          <w:rFonts w:ascii="Times New Roman" w:hAnsi="Times New Roman"/>
-          <w:sz w:val="24"/>
-          <w:szCs w:val="24"/>
-          <w:lang w:val="uk-UA"/>
-        </w:rPr>
-        <w:t>усьо́го</w:t>
-      </w:r>
-      <w:proofErr w:type="spellEnd"/>
-      <w:r>
-        <w:rPr>
-          <w:rFonts w:ascii="Times New Roman" w:hAnsi="Times New Roman"/>
-          <w:sz w:val="24"/>
-          <w:szCs w:val="24"/>
-          <w:lang w:val="uk-UA"/>
-        </w:rPr>
-        <w:t xml:space="preserve"> </w:t>
-      </w:r>
-      <w:proofErr w:type="spellStart"/>
-      <w:r>
-        <w:rPr>
-          <w:rFonts w:ascii="Times New Roman" w:hAnsi="Times New Roman"/>
-          <w:sz w:val="24"/>
-          <w:szCs w:val="24"/>
-          <w:lang w:val="uk-UA"/>
-        </w:rPr>
-        <w:t>вчи́неного</w:t>
-      </w:r>
-      <w:proofErr w:type="spellEnd"/>
-      <w:r>
-        <w:rPr>
-          <w:rFonts w:ascii="Times New Roman" w:hAnsi="Times New Roman"/>
-          <w:sz w:val="24"/>
-          <w:szCs w:val="24"/>
-          <w:lang w:val="uk-UA"/>
-        </w:rPr>
-        <w:t xml:space="preserve">* </w:t>
-      </w:r>
-      <w:proofErr w:type="spellStart"/>
-      <w:r>
-        <w:rPr>
-          <w:rFonts w:ascii="Times New Roman" w:hAnsi="Times New Roman"/>
-          <w:sz w:val="24"/>
-          <w:szCs w:val="24"/>
-          <w:lang w:val="uk-UA"/>
-        </w:rPr>
-        <w:t>привели́</w:t>
-      </w:r>
-      <w:proofErr w:type="spellEnd"/>
-      <w:r>
-        <w:rPr>
-          <w:rFonts w:ascii="Times New Roman" w:hAnsi="Times New Roman"/>
-          <w:sz w:val="24"/>
-          <w:szCs w:val="24"/>
-          <w:lang w:val="uk-UA"/>
-        </w:rPr>
-        <w:t xml:space="preserve"> </w:t>
-      </w:r>
-      <w:proofErr w:type="spellStart"/>
-      <w:r>
-        <w:rPr>
-          <w:rFonts w:ascii="Times New Roman" w:hAnsi="Times New Roman"/>
-          <w:sz w:val="24"/>
-          <w:szCs w:val="24"/>
-          <w:lang w:val="uk-UA"/>
-        </w:rPr>
-        <w:t>тебе́</w:t>
-      </w:r>
-      <w:proofErr w:type="spellEnd"/>
-      <w:r>
-        <w:rPr>
-          <w:rFonts w:ascii="Times New Roman" w:hAnsi="Times New Roman"/>
-          <w:sz w:val="24"/>
-          <w:szCs w:val="24"/>
-          <w:lang w:val="uk-UA"/>
-        </w:rPr>
-        <w:t xml:space="preserve"> до </w:t>
-      </w:r>
-      <w:proofErr w:type="spellStart"/>
-      <w:r>
-        <w:rPr>
-          <w:rFonts w:ascii="Times New Roman" w:hAnsi="Times New Roman"/>
-          <w:sz w:val="24"/>
-          <w:szCs w:val="24"/>
-          <w:lang w:val="uk-UA"/>
-        </w:rPr>
-        <w:t>наве́рнення</w:t>
-      </w:r>
-      <w:proofErr w:type="spellEnd"/>
-      <w:r>
-        <w:rPr>
-          <w:rFonts w:ascii="Times New Roman" w:hAnsi="Times New Roman"/>
-          <w:sz w:val="24"/>
-          <w:szCs w:val="24"/>
-          <w:lang w:val="uk-UA"/>
-        </w:rPr>
-        <w:t xml:space="preserve">.* А на </w:t>
-      </w:r>
-      <w:proofErr w:type="spellStart"/>
-      <w:r>
-        <w:rPr>
-          <w:rFonts w:ascii="Times New Roman" w:hAnsi="Times New Roman"/>
-          <w:sz w:val="24"/>
-          <w:szCs w:val="24"/>
-          <w:lang w:val="uk-UA"/>
-        </w:rPr>
-        <w:t>іко́ну</w:t>
-      </w:r>
-      <w:proofErr w:type="spellEnd"/>
-      <w:r>
-        <w:rPr>
-          <w:rFonts w:ascii="Times New Roman" w:hAnsi="Times New Roman"/>
-          <w:sz w:val="24"/>
-          <w:szCs w:val="24"/>
-          <w:lang w:val="uk-UA"/>
-        </w:rPr>
-        <w:t xml:space="preserve"> </w:t>
-      </w:r>
-      <w:proofErr w:type="spellStart"/>
-      <w:r>
-        <w:rPr>
-          <w:rFonts w:ascii="Times New Roman" w:hAnsi="Times New Roman"/>
-          <w:sz w:val="24"/>
-          <w:szCs w:val="24"/>
-          <w:lang w:val="uk-UA"/>
-        </w:rPr>
-        <w:t>погля́нувши</w:t>
-      </w:r>
-      <w:proofErr w:type="spellEnd"/>
-      <w:r>
-        <w:rPr>
-          <w:rFonts w:ascii="Times New Roman" w:hAnsi="Times New Roman"/>
-          <w:sz w:val="24"/>
-          <w:szCs w:val="24"/>
-          <w:lang w:val="uk-UA"/>
-        </w:rPr>
-        <w:t xml:space="preserve"> </w:t>
-      </w:r>
-      <w:proofErr w:type="spellStart"/>
-      <w:r>
-        <w:rPr>
-          <w:rFonts w:ascii="Times New Roman" w:hAnsi="Times New Roman"/>
-          <w:sz w:val="24"/>
-          <w:szCs w:val="24"/>
-          <w:lang w:val="uk-UA"/>
-        </w:rPr>
-        <w:t>Благослове́нної</w:t>
-      </w:r>
-      <w:proofErr w:type="spellEnd"/>
-      <w:r>
-        <w:rPr>
-          <w:rFonts w:ascii="Times New Roman" w:hAnsi="Times New Roman"/>
-          <w:sz w:val="24"/>
-          <w:szCs w:val="24"/>
-          <w:lang w:val="uk-UA"/>
-        </w:rPr>
-        <w:t xml:space="preserve"> </w:t>
-      </w:r>
-      <w:proofErr w:type="spellStart"/>
-      <w:r>
-        <w:rPr>
-          <w:rFonts w:ascii="Times New Roman" w:hAnsi="Times New Roman"/>
-          <w:sz w:val="24"/>
-          <w:szCs w:val="24"/>
-          <w:lang w:val="uk-UA"/>
-        </w:rPr>
-        <w:t>Богоотрокови́ці</w:t>
-      </w:r>
-      <w:proofErr w:type="spellEnd"/>
-      <w:r>
-        <w:rPr>
-          <w:rFonts w:ascii="Times New Roman" w:hAnsi="Times New Roman"/>
-          <w:sz w:val="24"/>
-          <w:szCs w:val="24"/>
-          <w:lang w:val="uk-UA"/>
-        </w:rPr>
-        <w:t>,*</w:t>
-      </w:r>
-      <w:r>
-        <w:rPr>
-          <w:rFonts w:ascii="Times New Roman" w:hAnsi="Times New Roman"/>
-          <w:sz w:val="24"/>
-          <w:szCs w:val="24"/>
-          <w:lang w:val="uk-UA"/>
-        </w:rPr>
-        <w:t xml:space="preserve"> </w:t>
-      </w:r>
-      <w:r>
-        <w:rPr>
-          <w:rFonts w:ascii="Times New Roman" w:hAnsi="Times New Roman"/>
-          <w:sz w:val="24"/>
-          <w:szCs w:val="24"/>
-          <w:lang w:val="uk-UA"/>
-        </w:rPr>
-        <w:t xml:space="preserve">і </w:t>
-      </w:r>
-      <w:proofErr w:type="spellStart"/>
-      <w:r>
-        <w:rPr>
-          <w:rFonts w:ascii="Times New Roman" w:hAnsi="Times New Roman"/>
-          <w:sz w:val="24"/>
-          <w:szCs w:val="24"/>
-          <w:lang w:val="uk-UA"/>
-        </w:rPr>
-        <w:t>ви́знавши</w:t>
-      </w:r>
-      <w:proofErr w:type="spellEnd"/>
-      <w:r>
-        <w:rPr>
-          <w:rFonts w:ascii="Times New Roman" w:hAnsi="Times New Roman"/>
-          <w:sz w:val="24"/>
-          <w:szCs w:val="24"/>
-          <w:lang w:val="uk-UA"/>
-        </w:rPr>
-        <w:t xml:space="preserve"> всі </w:t>
-      </w:r>
-      <w:proofErr w:type="spellStart"/>
-      <w:r>
-        <w:rPr>
-          <w:rFonts w:ascii="Times New Roman" w:hAnsi="Times New Roman"/>
-          <w:sz w:val="24"/>
-          <w:szCs w:val="24"/>
-          <w:lang w:val="uk-UA"/>
-        </w:rPr>
-        <w:t>дотепе́рішні</w:t>
-      </w:r>
-      <w:proofErr w:type="spellEnd"/>
-      <w:r>
-        <w:rPr>
-          <w:rFonts w:ascii="Times New Roman" w:hAnsi="Times New Roman"/>
-          <w:sz w:val="24"/>
-          <w:szCs w:val="24"/>
-          <w:lang w:val="uk-UA"/>
-        </w:rPr>
-        <w:t xml:space="preserve"> падіння, </w:t>
-      </w:r>
-      <w:proofErr w:type="spellStart"/>
-      <w:r>
-        <w:rPr>
-          <w:rFonts w:ascii="Times New Roman" w:hAnsi="Times New Roman"/>
-          <w:sz w:val="24"/>
-          <w:szCs w:val="24"/>
-          <w:lang w:val="uk-UA"/>
-        </w:rPr>
-        <w:t>Всехва́льна</w:t>
-      </w:r>
-      <w:proofErr w:type="spellEnd"/>
-      <w:r>
-        <w:rPr>
-          <w:rFonts w:ascii="Times New Roman" w:hAnsi="Times New Roman"/>
-          <w:sz w:val="24"/>
-          <w:szCs w:val="24"/>
-          <w:lang w:val="uk-UA"/>
-        </w:rPr>
-        <w:t xml:space="preserve">,* ти зі </w:t>
-      </w:r>
-      <w:proofErr w:type="spellStart"/>
-      <w:r>
-        <w:rPr>
-          <w:rFonts w:ascii="Times New Roman" w:hAnsi="Times New Roman"/>
-          <w:sz w:val="24"/>
-          <w:szCs w:val="24"/>
-          <w:lang w:val="uk-UA"/>
-        </w:rPr>
-        <w:t>сміли́вістю</w:t>
-      </w:r>
-      <w:proofErr w:type="spellEnd"/>
-      <w:r>
-        <w:rPr>
-          <w:rFonts w:ascii="Times New Roman" w:hAnsi="Times New Roman"/>
-          <w:sz w:val="24"/>
-          <w:szCs w:val="24"/>
-          <w:lang w:val="uk-UA"/>
-        </w:rPr>
-        <w:t xml:space="preserve"> </w:t>
-      </w:r>
-      <w:proofErr w:type="spellStart"/>
-      <w:r>
-        <w:rPr>
-          <w:rFonts w:ascii="Times New Roman" w:hAnsi="Times New Roman"/>
-          <w:sz w:val="24"/>
-          <w:szCs w:val="24"/>
-          <w:lang w:val="uk-UA"/>
-        </w:rPr>
-        <w:t>чесно́му</w:t>
-      </w:r>
-      <w:proofErr w:type="spellEnd"/>
-      <w:r>
-        <w:rPr>
-          <w:rFonts w:ascii="Times New Roman" w:hAnsi="Times New Roman"/>
-          <w:sz w:val="24"/>
-          <w:szCs w:val="24"/>
-          <w:lang w:val="uk-UA"/>
-        </w:rPr>
-        <w:t xml:space="preserve"> </w:t>
-      </w:r>
-      <w:proofErr w:type="spellStart"/>
-      <w:r>
-        <w:rPr>
-          <w:rFonts w:ascii="Times New Roman" w:hAnsi="Times New Roman"/>
-          <w:sz w:val="24"/>
-          <w:szCs w:val="24"/>
-          <w:lang w:val="uk-UA"/>
-        </w:rPr>
-        <w:t>Дре́ву</w:t>
-      </w:r>
-      <w:proofErr w:type="spellEnd"/>
-      <w:r>
-        <w:rPr>
-          <w:rFonts w:ascii="Times New Roman" w:hAnsi="Times New Roman"/>
-          <w:sz w:val="24"/>
-          <w:szCs w:val="24"/>
-          <w:lang w:val="uk-UA"/>
-        </w:rPr>
-        <w:t xml:space="preserve">* </w:t>
-      </w:r>
-      <w:proofErr w:type="spellStart"/>
-      <w:r>
-        <w:rPr>
-          <w:rFonts w:ascii="Times New Roman" w:hAnsi="Times New Roman"/>
-          <w:sz w:val="24"/>
-          <w:szCs w:val="24"/>
-          <w:lang w:val="uk-UA"/>
-        </w:rPr>
-        <w:t>поклони́лася</w:t>
-      </w:r>
-      <w:proofErr w:type="spellEnd"/>
-      <w:r>
-        <w:rPr>
-          <w:rFonts w:ascii="Times New Roman" w:hAnsi="Times New Roman"/>
-          <w:sz w:val="24"/>
-          <w:szCs w:val="24"/>
-          <w:lang w:val="uk-UA"/>
-        </w:rPr>
-        <w:t>.</w:t>
-      </w:r>
-    </w:p>
-    <w:p>
-      <w:pPr>
-        <w:spacing w:after="120" w:line="20" w:lineRule="atLeast"/>
-        <w:jc w:val="center"/>
-        <w:rPr>
-          <w:rFonts w:ascii="Times New Roman" w:hAnsi="Times New Roman"/>
-          <w:b/>
-          <w:i/>
-          <w:color w:val="FF0000"/>
-          <w:sz w:val="24"/>
-          <w:szCs w:val="24"/>
-          <w:lang w:val="uk-UA"/>
-        </w:rPr>
-      </w:pPr>
-      <w:r>
-        <w:rPr>
-          <w:rFonts w:ascii="Times New Roman" w:hAnsi="Times New Roman"/>
-          <w:b/>
-          <w:i/>
-          <w:color w:val="FF0000"/>
-          <w:sz w:val="24"/>
-          <w:szCs w:val="24"/>
-          <w:lang w:val="uk-UA"/>
-        </w:rPr>
-        <w:t>Псалом 116</w:t>
-      </w:r>
-    </w:p>
-    <w:p>
-      <w:pPr>
-        <w:spacing w:after="120" w:line="20" w:lineRule="atLeast"/>
-        <w:jc w:val="both"/>
-        <w:rPr>
-          <w:rFonts w:ascii="Times New Roman" w:hAnsi="Times New Roman"/>
-          <w:sz w:val="24"/>
-          <w:szCs w:val="24"/>
-          <w:lang w:val="uk-UA"/>
-        </w:rPr>
-      </w:pPr>
-      <w:r>
-        <w:rPr>
-          <w:rFonts w:ascii="Times New Roman" w:hAnsi="Times New Roman"/>
-          <w:i/>
-          <w:color w:val="FF0000"/>
-          <w:sz w:val="24"/>
-          <w:szCs w:val="24"/>
-          <w:lang w:val="uk-UA"/>
-        </w:rPr>
-        <w:t>Стих:</w:t>
-      </w:r>
-      <w:r>
-        <w:rPr>
-          <w:rFonts w:ascii="Times New Roman" w:hAnsi="Times New Roman"/>
-          <w:i/>
-          <w:sz w:val="24"/>
-          <w:szCs w:val="24"/>
-          <w:lang w:val="uk-UA"/>
-        </w:rPr>
-        <w:t xml:space="preserve"> </w:t>
-      </w:r>
-      <w:proofErr w:type="spellStart"/>
       <w:r>
         <w:rPr>
           <w:rFonts w:ascii="Times New Roman" w:hAnsi="Times New Roman"/>
@@ -5560,1215 +5008,19 @@
           <w:u w:val="single"/>
           <w:lang w:val="uk-UA"/>
         </w:rPr>
-        <w:t>Хваліте</w:t>
-      </w:r>
-      <w:proofErr w:type="spellEnd"/>
-      <w:r>
-        <w:rPr>
-          <w:rFonts w:ascii="Times New Roman" w:hAnsi="Times New Roman"/>
-          <w:sz w:val="24"/>
-          <w:szCs w:val="24"/>
-          <w:u w:val="single"/>
-          <w:lang w:val="uk-UA"/>
-        </w:rPr>
-        <w:t xml:space="preserve"> Господа всі народи!* Прославляйте його всі люди!</w:t>
-      </w:r>
-    </w:p>
-    <w:p>
-      <w:pPr>
-        <w:spacing w:after="120" w:line="20" w:lineRule="atLeast"/>
-        <w:jc w:val="both"/>
-        <w:rPr>
-          <w:rFonts w:ascii="Times New Roman" w:hAnsi="Times New Roman"/>
-          <w:sz w:val="24"/>
-          <w:szCs w:val="24"/>
-          <w:lang w:val="uk-UA"/>
-        </w:rPr>
-      </w:pPr>
-      <w:proofErr w:type="spellStart"/>
-      <w:r>
-        <w:rPr>
-          <w:rFonts w:ascii="Times New Roman" w:hAnsi="Times New Roman"/>
-          <w:sz w:val="24"/>
-          <w:szCs w:val="24"/>
-          <w:lang w:val="uk-UA"/>
-        </w:rPr>
-        <w:t>Поклони́вшися</w:t>
-      </w:r>
-      <w:proofErr w:type="spellEnd"/>
-      <w:r>
-        <w:rPr>
-          <w:rFonts w:ascii="Times New Roman" w:hAnsi="Times New Roman"/>
-          <w:sz w:val="24"/>
-          <w:szCs w:val="24"/>
-          <w:lang w:val="uk-UA"/>
-        </w:rPr>
-        <w:t xml:space="preserve">* </w:t>
-      </w:r>
-      <w:proofErr w:type="spellStart"/>
-      <w:r>
-        <w:rPr>
-          <w:rFonts w:ascii="Times New Roman" w:hAnsi="Times New Roman"/>
-          <w:sz w:val="24"/>
-          <w:szCs w:val="24"/>
-          <w:lang w:val="uk-UA"/>
-        </w:rPr>
-        <w:t>святи́м</w:t>
-      </w:r>
-      <w:proofErr w:type="spellEnd"/>
-      <w:r>
-        <w:rPr>
-          <w:rFonts w:ascii="Times New Roman" w:hAnsi="Times New Roman"/>
-          <w:sz w:val="24"/>
-          <w:szCs w:val="24"/>
-          <w:lang w:val="uk-UA"/>
-        </w:rPr>
-        <w:t xml:space="preserve"> </w:t>
-      </w:r>
-      <w:proofErr w:type="spellStart"/>
-      <w:r>
-        <w:rPr>
-          <w:rFonts w:ascii="Times New Roman" w:hAnsi="Times New Roman"/>
-          <w:sz w:val="24"/>
-          <w:szCs w:val="24"/>
-          <w:lang w:val="uk-UA"/>
-        </w:rPr>
-        <w:t>місця́м</w:t>
-      </w:r>
-      <w:proofErr w:type="spellEnd"/>
-      <w:r>
-        <w:rPr>
-          <w:rFonts w:ascii="Times New Roman" w:hAnsi="Times New Roman"/>
-          <w:sz w:val="24"/>
-          <w:szCs w:val="24"/>
-          <w:lang w:val="uk-UA"/>
-        </w:rPr>
-        <w:t xml:space="preserve"> </w:t>
-      </w:r>
-      <w:proofErr w:type="spellStart"/>
-      <w:r>
-        <w:rPr>
-          <w:rFonts w:ascii="Times New Roman" w:hAnsi="Times New Roman"/>
-          <w:sz w:val="24"/>
-          <w:szCs w:val="24"/>
-          <w:lang w:val="uk-UA"/>
-        </w:rPr>
-        <w:t>ра́дісно</w:t>
-      </w:r>
-      <w:proofErr w:type="spellEnd"/>
-      <w:r>
-        <w:rPr>
-          <w:rFonts w:ascii="Times New Roman" w:hAnsi="Times New Roman"/>
-          <w:sz w:val="24"/>
-          <w:szCs w:val="24"/>
-          <w:lang w:val="uk-UA"/>
-        </w:rPr>
-        <w:t xml:space="preserve">,* ти </w:t>
-      </w:r>
-      <w:proofErr w:type="spellStart"/>
-      <w:r>
-        <w:rPr>
-          <w:rFonts w:ascii="Times New Roman" w:hAnsi="Times New Roman"/>
-          <w:sz w:val="24"/>
-          <w:szCs w:val="24"/>
-          <w:lang w:val="uk-UA"/>
-        </w:rPr>
-        <w:t>спасе́нне</w:t>
-      </w:r>
-      <w:proofErr w:type="spellEnd"/>
-      <w:r>
-        <w:rPr>
-          <w:rFonts w:ascii="Times New Roman" w:hAnsi="Times New Roman"/>
-          <w:sz w:val="24"/>
-          <w:szCs w:val="24"/>
-          <w:lang w:val="uk-UA"/>
-        </w:rPr>
-        <w:t xml:space="preserve"> </w:t>
-      </w:r>
-      <w:proofErr w:type="spellStart"/>
-      <w:r>
-        <w:rPr>
-          <w:rFonts w:ascii="Times New Roman" w:hAnsi="Times New Roman"/>
-          <w:sz w:val="24"/>
-          <w:szCs w:val="24"/>
-          <w:lang w:val="uk-UA"/>
-        </w:rPr>
-        <w:t>напу́ття</w:t>
-      </w:r>
-      <w:proofErr w:type="spellEnd"/>
-      <w:r>
-        <w:rPr>
-          <w:rFonts w:ascii="Times New Roman" w:hAnsi="Times New Roman"/>
-          <w:sz w:val="24"/>
-          <w:szCs w:val="24"/>
-          <w:lang w:val="uk-UA"/>
-        </w:rPr>
-        <w:t xml:space="preserve"> </w:t>
-      </w:r>
-      <w:proofErr w:type="spellStart"/>
-      <w:r>
-        <w:rPr>
-          <w:rFonts w:ascii="Times New Roman" w:hAnsi="Times New Roman"/>
-          <w:sz w:val="24"/>
-          <w:szCs w:val="24"/>
-          <w:lang w:val="uk-UA"/>
-        </w:rPr>
-        <w:t>чесно́ти</w:t>
-      </w:r>
-      <w:proofErr w:type="spellEnd"/>
-      <w:r>
-        <w:rPr>
-          <w:rFonts w:ascii="Times New Roman" w:hAnsi="Times New Roman"/>
-          <w:sz w:val="24"/>
-          <w:szCs w:val="24"/>
-          <w:lang w:val="uk-UA"/>
-        </w:rPr>
-        <w:t xml:space="preserve"> </w:t>
-      </w:r>
-      <w:proofErr w:type="spellStart"/>
-      <w:r>
-        <w:rPr>
-          <w:rFonts w:ascii="Times New Roman" w:hAnsi="Times New Roman"/>
-          <w:sz w:val="24"/>
-          <w:szCs w:val="24"/>
-          <w:lang w:val="uk-UA"/>
-        </w:rPr>
-        <w:t>оде́ржала</w:t>
-      </w:r>
-      <w:proofErr w:type="spellEnd"/>
-      <w:r>
-        <w:rPr>
-          <w:rFonts w:ascii="Times New Roman" w:hAnsi="Times New Roman"/>
-          <w:sz w:val="24"/>
-          <w:szCs w:val="24"/>
-          <w:lang w:val="uk-UA"/>
-        </w:rPr>
-        <w:t xml:space="preserve"> в них,* і </w:t>
-      </w:r>
-      <w:proofErr w:type="spellStart"/>
-      <w:r>
-        <w:rPr>
-          <w:rFonts w:ascii="Times New Roman" w:hAnsi="Times New Roman"/>
-          <w:sz w:val="24"/>
-          <w:szCs w:val="24"/>
-          <w:lang w:val="uk-UA"/>
-        </w:rPr>
-        <w:t>бадьо́ро</w:t>
-      </w:r>
-      <w:proofErr w:type="spellEnd"/>
-      <w:r>
-        <w:rPr>
-          <w:rFonts w:ascii="Times New Roman" w:hAnsi="Times New Roman"/>
-          <w:sz w:val="24"/>
-          <w:szCs w:val="24"/>
-          <w:lang w:val="uk-UA"/>
-        </w:rPr>
-        <w:t xml:space="preserve"> </w:t>
-      </w:r>
-      <w:proofErr w:type="spellStart"/>
-      <w:r>
-        <w:rPr>
-          <w:rFonts w:ascii="Times New Roman" w:hAnsi="Times New Roman"/>
-          <w:sz w:val="24"/>
-          <w:szCs w:val="24"/>
-          <w:lang w:val="uk-UA"/>
-        </w:rPr>
-        <w:t>ви́рушила</w:t>
-      </w:r>
-      <w:proofErr w:type="spellEnd"/>
-      <w:r>
-        <w:rPr>
-          <w:rFonts w:ascii="Times New Roman" w:hAnsi="Times New Roman"/>
-          <w:sz w:val="24"/>
-          <w:szCs w:val="24"/>
-          <w:lang w:val="uk-UA"/>
-        </w:rPr>
-        <w:t xml:space="preserve"> в </w:t>
-      </w:r>
-      <w:proofErr w:type="spellStart"/>
-      <w:r>
-        <w:rPr>
-          <w:rFonts w:ascii="Times New Roman" w:hAnsi="Times New Roman"/>
-          <w:sz w:val="24"/>
-          <w:szCs w:val="24"/>
-          <w:lang w:val="uk-UA"/>
-        </w:rPr>
-        <w:t>до́бру</w:t>
-      </w:r>
-      <w:proofErr w:type="spellEnd"/>
-      <w:r>
-        <w:rPr>
-          <w:rFonts w:ascii="Times New Roman" w:hAnsi="Times New Roman"/>
-          <w:sz w:val="24"/>
-          <w:szCs w:val="24"/>
-          <w:lang w:val="uk-UA"/>
-        </w:rPr>
-        <w:t xml:space="preserve"> путь.* </w:t>
-      </w:r>
-      <w:proofErr w:type="spellStart"/>
-      <w:r>
-        <w:rPr>
-          <w:rFonts w:ascii="Times New Roman" w:hAnsi="Times New Roman"/>
-          <w:sz w:val="24"/>
-          <w:szCs w:val="24"/>
-          <w:lang w:val="uk-UA"/>
-        </w:rPr>
-        <w:t>Че́рез</w:t>
-      </w:r>
-      <w:proofErr w:type="spellEnd"/>
-      <w:r>
-        <w:rPr>
-          <w:rFonts w:ascii="Times New Roman" w:hAnsi="Times New Roman"/>
-          <w:sz w:val="24"/>
-          <w:szCs w:val="24"/>
-          <w:lang w:val="uk-UA"/>
-        </w:rPr>
-        <w:t xml:space="preserve"> </w:t>
-      </w:r>
-      <w:proofErr w:type="spellStart"/>
-      <w:r>
-        <w:rPr>
-          <w:rFonts w:ascii="Times New Roman" w:hAnsi="Times New Roman"/>
-          <w:sz w:val="24"/>
-          <w:szCs w:val="24"/>
-          <w:lang w:val="uk-UA"/>
-        </w:rPr>
-        <w:t>Йорда́нську</w:t>
-      </w:r>
-      <w:proofErr w:type="spellEnd"/>
-      <w:r>
-        <w:rPr>
-          <w:rFonts w:ascii="Times New Roman" w:hAnsi="Times New Roman"/>
-          <w:sz w:val="24"/>
-          <w:szCs w:val="24"/>
-          <w:lang w:val="uk-UA"/>
-        </w:rPr>
-        <w:t xml:space="preserve"> </w:t>
-      </w:r>
-      <w:proofErr w:type="spellStart"/>
-      <w:r>
-        <w:rPr>
-          <w:rFonts w:ascii="Times New Roman" w:hAnsi="Times New Roman"/>
-          <w:sz w:val="24"/>
-          <w:szCs w:val="24"/>
-          <w:lang w:val="uk-UA"/>
-        </w:rPr>
-        <w:t>те́чію</w:t>
-      </w:r>
-      <w:proofErr w:type="spellEnd"/>
-      <w:r>
-        <w:rPr>
-          <w:rFonts w:ascii="Times New Roman" w:hAnsi="Times New Roman"/>
-          <w:sz w:val="24"/>
-          <w:szCs w:val="24"/>
-          <w:lang w:val="uk-UA"/>
-        </w:rPr>
-        <w:t xml:space="preserve"> </w:t>
-      </w:r>
-      <w:proofErr w:type="spellStart"/>
-      <w:r>
-        <w:rPr>
-          <w:rFonts w:ascii="Times New Roman" w:hAnsi="Times New Roman"/>
-          <w:sz w:val="24"/>
-          <w:szCs w:val="24"/>
-          <w:lang w:val="uk-UA"/>
-        </w:rPr>
-        <w:t>пройшо́вши</w:t>
-      </w:r>
-      <w:proofErr w:type="spellEnd"/>
-      <w:r>
-        <w:rPr>
-          <w:rFonts w:ascii="Times New Roman" w:hAnsi="Times New Roman"/>
-          <w:sz w:val="24"/>
-          <w:szCs w:val="24"/>
-          <w:lang w:val="uk-UA"/>
-        </w:rPr>
-        <w:t xml:space="preserve">,* ти з </w:t>
-      </w:r>
-      <w:proofErr w:type="spellStart"/>
-      <w:r>
-        <w:rPr>
-          <w:rFonts w:ascii="Times New Roman" w:hAnsi="Times New Roman"/>
-          <w:sz w:val="24"/>
-          <w:szCs w:val="24"/>
-          <w:lang w:val="uk-UA"/>
-        </w:rPr>
-        <w:t>завзя́ттям</w:t>
-      </w:r>
-      <w:proofErr w:type="spellEnd"/>
-      <w:r>
-        <w:rPr>
-          <w:rFonts w:ascii="Times New Roman" w:hAnsi="Times New Roman"/>
-          <w:sz w:val="24"/>
-          <w:szCs w:val="24"/>
-          <w:lang w:val="uk-UA"/>
-        </w:rPr>
-        <w:t xml:space="preserve"> в </w:t>
-      </w:r>
-      <w:proofErr w:type="spellStart"/>
-      <w:r>
-        <w:rPr>
-          <w:rFonts w:ascii="Times New Roman" w:hAnsi="Times New Roman"/>
-          <w:sz w:val="24"/>
-          <w:szCs w:val="24"/>
-          <w:lang w:val="uk-UA"/>
-        </w:rPr>
-        <w:t>осе́лі</w:t>
-      </w:r>
-      <w:proofErr w:type="spellEnd"/>
-      <w:r>
-        <w:rPr>
-          <w:rFonts w:ascii="Times New Roman" w:hAnsi="Times New Roman"/>
-          <w:sz w:val="24"/>
-          <w:szCs w:val="24"/>
-          <w:lang w:val="uk-UA"/>
-        </w:rPr>
-        <w:t xml:space="preserve"> </w:t>
-      </w:r>
-      <w:proofErr w:type="spellStart"/>
-      <w:r>
-        <w:rPr>
-          <w:rFonts w:ascii="Times New Roman" w:hAnsi="Times New Roman"/>
-          <w:sz w:val="24"/>
-          <w:szCs w:val="24"/>
-          <w:lang w:val="uk-UA"/>
-        </w:rPr>
-        <w:t>Хрести́телевій</w:t>
-      </w:r>
-      <w:proofErr w:type="spellEnd"/>
-      <w:r>
-        <w:rPr>
-          <w:rFonts w:ascii="Times New Roman" w:hAnsi="Times New Roman"/>
-          <w:sz w:val="24"/>
-          <w:szCs w:val="24"/>
-          <w:lang w:val="uk-UA"/>
-        </w:rPr>
-        <w:t xml:space="preserve"> </w:t>
-      </w:r>
-      <w:proofErr w:type="spellStart"/>
-      <w:r>
-        <w:rPr>
-          <w:rFonts w:ascii="Times New Roman" w:hAnsi="Times New Roman"/>
-          <w:sz w:val="24"/>
-          <w:szCs w:val="24"/>
-          <w:lang w:val="uk-UA"/>
-        </w:rPr>
-        <w:t>осели́лася</w:t>
-      </w:r>
-      <w:proofErr w:type="spellEnd"/>
-      <w:r>
-        <w:rPr>
-          <w:rFonts w:ascii="Times New Roman" w:hAnsi="Times New Roman"/>
-          <w:sz w:val="24"/>
-          <w:szCs w:val="24"/>
-          <w:lang w:val="uk-UA"/>
-        </w:rPr>
-        <w:t xml:space="preserve">,* і </w:t>
-      </w:r>
-      <w:proofErr w:type="spellStart"/>
-      <w:r>
-        <w:rPr>
-          <w:rFonts w:ascii="Times New Roman" w:hAnsi="Times New Roman"/>
-          <w:sz w:val="24"/>
-          <w:szCs w:val="24"/>
-          <w:lang w:val="uk-UA"/>
-        </w:rPr>
-        <w:t>лютува́ння</w:t>
-      </w:r>
-      <w:proofErr w:type="spellEnd"/>
-      <w:r>
-        <w:rPr>
-          <w:rFonts w:ascii="Times New Roman" w:hAnsi="Times New Roman"/>
-          <w:sz w:val="24"/>
-          <w:szCs w:val="24"/>
-          <w:lang w:val="uk-UA"/>
-        </w:rPr>
-        <w:t xml:space="preserve"> </w:t>
-      </w:r>
-      <w:proofErr w:type="spellStart"/>
-      <w:r>
-        <w:rPr>
-          <w:rFonts w:ascii="Times New Roman" w:hAnsi="Times New Roman"/>
-          <w:sz w:val="24"/>
-          <w:szCs w:val="24"/>
-          <w:lang w:val="uk-UA"/>
-        </w:rPr>
-        <w:t>при́страстей</w:t>
-      </w:r>
-      <w:proofErr w:type="spellEnd"/>
-      <w:r>
-        <w:rPr>
-          <w:rFonts w:ascii="Times New Roman" w:hAnsi="Times New Roman"/>
-          <w:sz w:val="24"/>
-          <w:szCs w:val="24"/>
-          <w:lang w:val="uk-UA"/>
-        </w:rPr>
-        <w:t xml:space="preserve"> своїм </w:t>
-      </w:r>
-      <w:proofErr w:type="spellStart"/>
-      <w:r>
-        <w:rPr>
-          <w:rFonts w:ascii="Times New Roman" w:hAnsi="Times New Roman"/>
-          <w:sz w:val="24"/>
-          <w:szCs w:val="24"/>
-          <w:lang w:val="uk-UA"/>
-        </w:rPr>
-        <w:t>життя́м</w:t>
-      </w:r>
-      <w:proofErr w:type="spellEnd"/>
-      <w:r>
-        <w:rPr>
-          <w:rFonts w:ascii="Times New Roman" w:hAnsi="Times New Roman"/>
-          <w:sz w:val="24"/>
-          <w:szCs w:val="24"/>
-          <w:lang w:val="uk-UA"/>
-        </w:rPr>
-        <w:t xml:space="preserve"> </w:t>
-      </w:r>
-      <w:proofErr w:type="spellStart"/>
-      <w:r>
-        <w:rPr>
-          <w:rFonts w:ascii="Times New Roman" w:hAnsi="Times New Roman"/>
-          <w:sz w:val="24"/>
-          <w:szCs w:val="24"/>
-          <w:lang w:val="uk-UA"/>
-        </w:rPr>
-        <w:t>загну́здала</w:t>
-      </w:r>
-      <w:proofErr w:type="spellEnd"/>
-      <w:r>
-        <w:rPr>
-          <w:rFonts w:ascii="Times New Roman" w:hAnsi="Times New Roman"/>
-          <w:sz w:val="24"/>
-          <w:szCs w:val="24"/>
-          <w:lang w:val="uk-UA"/>
-        </w:rPr>
-        <w:t xml:space="preserve">,* </w:t>
-      </w:r>
-      <w:proofErr w:type="spellStart"/>
-      <w:r>
-        <w:rPr>
-          <w:rFonts w:ascii="Times New Roman" w:hAnsi="Times New Roman"/>
-          <w:sz w:val="24"/>
-          <w:szCs w:val="24"/>
-          <w:lang w:val="uk-UA"/>
-        </w:rPr>
-        <w:t>ви́снаживши</w:t>
-      </w:r>
-      <w:proofErr w:type="spellEnd"/>
-      <w:r>
-        <w:rPr>
-          <w:rFonts w:ascii="Times New Roman" w:hAnsi="Times New Roman"/>
-          <w:sz w:val="24"/>
-          <w:szCs w:val="24"/>
-          <w:lang w:val="uk-UA"/>
-        </w:rPr>
-        <w:t xml:space="preserve"> </w:t>
-      </w:r>
-      <w:proofErr w:type="spellStart"/>
-      <w:r>
-        <w:rPr>
-          <w:rFonts w:ascii="Times New Roman" w:hAnsi="Times New Roman"/>
-          <w:sz w:val="24"/>
-          <w:szCs w:val="24"/>
-          <w:lang w:val="uk-UA"/>
-        </w:rPr>
-        <w:t>возде́ржністю</w:t>
-      </w:r>
-      <w:proofErr w:type="spellEnd"/>
-      <w:r>
-        <w:rPr>
-          <w:rFonts w:ascii="Times New Roman" w:hAnsi="Times New Roman"/>
-          <w:sz w:val="24"/>
-          <w:szCs w:val="24"/>
-          <w:lang w:val="uk-UA"/>
-        </w:rPr>
-        <w:t xml:space="preserve"> тіла </w:t>
-      </w:r>
-      <w:proofErr w:type="spellStart"/>
-      <w:r>
-        <w:rPr>
-          <w:rFonts w:ascii="Times New Roman" w:hAnsi="Times New Roman"/>
-          <w:sz w:val="24"/>
-          <w:szCs w:val="24"/>
-          <w:lang w:val="uk-UA"/>
-        </w:rPr>
-        <w:t>пло́тські</w:t>
-      </w:r>
-      <w:proofErr w:type="spellEnd"/>
-      <w:r>
-        <w:rPr>
-          <w:rFonts w:ascii="Times New Roman" w:hAnsi="Times New Roman"/>
-          <w:sz w:val="24"/>
-          <w:szCs w:val="24"/>
-          <w:lang w:val="uk-UA"/>
-        </w:rPr>
-        <w:t xml:space="preserve"> </w:t>
-      </w:r>
-      <w:proofErr w:type="spellStart"/>
-      <w:r>
-        <w:rPr>
-          <w:rFonts w:ascii="Times New Roman" w:hAnsi="Times New Roman"/>
-          <w:sz w:val="24"/>
-          <w:szCs w:val="24"/>
-          <w:lang w:val="uk-UA"/>
-        </w:rPr>
-        <w:t>збу́рення</w:t>
-      </w:r>
-      <w:proofErr w:type="spellEnd"/>
-      <w:r>
-        <w:rPr>
-          <w:rFonts w:ascii="Times New Roman" w:hAnsi="Times New Roman"/>
-          <w:sz w:val="24"/>
-          <w:szCs w:val="24"/>
-          <w:lang w:val="uk-UA"/>
-        </w:rPr>
-        <w:t xml:space="preserve">,* </w:t>
-      </w:r>
-      <w:proofErr w:type="spellStart"/>
-      <w:r>
-        <w:rPr>
-          <w:rFonts w:ascii="Times New Roman" w:hAnsi="Times New Roman"/>
-          <w:sz w:val="24"/>
-          <w:szCs w:val="24"/>
-          <w:lang w:val="uk-UA"/>
-        </w:rPr>
-        <w:t>приснопа́м’ятная</w:t>
-      </w:r>
-      <w:proofErr w:type="spellEnd"/>
-      <w:r>
-        <w:rPr>
-          <w:rFonts w:ascii="Times New Roman" w:hAnsi="Times New Roman"/>
-          <w:sz w:val="24"/>
-          <w:szCs w:val="24"/>
-          <w:lang w:val="uk-UA"/>
-        </w:rPr>
-        <w:t xml:space="preserve"> </w:t>
-      </w:r>
-      <w:proofErr w:type="spellStart"/>
-      <w:r>
-        <w:rPr>
-          <w:rFonts w:ascii="Times New Roman" w:hAnsi="Times New Roman"/>
-          <w:sz w:val="24"/>
-          <w:szCs w:val="24"/>
-          <w:lang w:val="uk-UA"/>
-        </w:rPr>
-        <w:t>ма́ти</w:t>
-      </w:r>
-      <w:proofErr w:type="spellEnd"/>
-      <w:r>
-        <w:rPr>
-          <w:rFonts w:ascii="Times New Roman" w:hAnsi="Times New Roman"/>
-          <w:sz w:val="24"/>
-          <w:szCs w:val="24"/>
-          <w:lang w:val="uk-UA"/>
-        </w:rPr>
-        <w:t>.</w:t>
-      </w:r>
-    </w:p>
-    <w:p>
-      <w:pPr>
-        <w:spacing w:after="120" w:line="20" w:lineRule="atLeast"/>
-        <w:jc w:val="both"/>
-        <w:rPr>
-          <w:rFonts w:ascii="Times New Roman" w:hAnsi="Times New Roman"/>
-          <w:sz w:val="24"/>
-          <w:szCs w:val="24"/>
-          <w:u w:val="single"/>
-          <w:lang w:val="uk-UA"/>
-        </w:rPr>
-      </w:pPr>
-      <w:r>
-        <w:rPr>
-          <w:rFonts w:ascii="Times New Roman" w:hAnsi="Times New Roman"/>
-          <w:i/>
-          <w:color w:val="FF0000"/>
-          <w:sz w:val="24"/>
-          <w:szCs w:val="24"/>
-          <w:lang w:val="uk-UA"/>
-        </w:rPr>
-        <w:t>Стих:</w:t>
-      </w:r>
-      <w:r>
-        <w:rPr>
-          <w:rFonts w:ascii="Times New Roman" w:hAnsi="Times New Roman"/>
-          <w:i/>
-          <w:sz w:val="24"/>
-          <w:szCs w:val="24"/>
-          <w:lang w:val="uk-UA"/>
-        </w:rPr>
-        <w:t xml:space="preserve"> </w:t>
-      </w:r>
-      <w:r>
-        <w:rPr>
-          <w:rFonts w:ascii="Times New Roman" w:hAnsi="Times New Roman"/>
-          <w:sz w:val="24"/>
-          <w:szCs w:val="24"/>
-          <w:u w:val="single"/>
-          <w:lang w:val="uk-UA"/>
-        </w:rPr>
         <w:t>Велике бо до нас його милосердя, і вірність Господа повіки.</w:t>
       </w:r>
     </w:p>
     <w:p>
       <w:pPr>
-        <w:spacing w:after="120" w:line="20" w:lineRule="atLeast"/>
-        <w:jc w:val="both"/>
-        <w:rPr>
-          <w:rFonts w:ascii="Times New Roman" w:hAnsi="Times New Roman"/>
-          <w:sz w:val="24"/>
-          <w:szCs w:val="24"/>
-          <w:lang w:val="uk-UA"/>
-        </w:rPr>
-      </w:pPr>
-      <w:r>
-        <w:rPr>
-          <w:rFonts w:ascii="Times New Roman" w:hAnsi="Times New Roman"/>
-          <w:sz w:val="24"/>
-          <w:szCs w:val="24"/>
-          <w:lang w:val="uk-UA"/>
-        </w:rPr>
-        <w:t xml:space="preserve">В </w:t>
-      </w:r>
-      <w:proofErr w:type="spellStart"/>
-      <w:r>
-        <w:rPr>
-          <w:rFonts w:ascii="Times New Roman" w:hAnsi="Times New Roman"/>
-          <w:sz w:val="24"/>
-          <w:szCs w:val="24"/>
-          <w:lang w:val="uk-UA"/>
-        </w:rPr>
-        <w:t>пусти́ні</w:t>
-      </w:r>
-      <w:proofErr w:type="spellEnd"/>
-      <w:r>
-        <w:rPr>
-          <w:rFonts w:ascii="Times New Roman" w:hAnsi="Times New Roman"/>
-          <w:sz w:val="24"/>
-          <w:szCs w:val="24"/>
-          <w:lang w:val="uk-UA"/>
-        </w:rPr>
-        <w:t xml:space="preserve"> </w:t>
-      </w:r>
-      <w:proofErr w:type="spellStart"/>
-      <w:r>
-        <w:rPr>
-          <w:rFonts w:ascii="Times New Roman" w:hAnsi="Times New Roman"/>
-          <w:sz w:val="24"/>
-          <w:szCs w:val="24"/>
-          <w:lang w:val="uk-UA"/>
-        </w:rPr>
-        <w:t>осели́вшись</w:t>
-      </w:r>
-      <w:proofErr w:type="spellEnd"/>
-      <w:r>
-        <w:rPr>
-          <w:rFonts w:ascii="Times New Roman" w:hAnsi="Times New Roman"/>
-          <w:sz w:val="24"/>
-          <w:szCs w:val="24"/>
-          <w:lang w:val="uk-UA"/>
-        </w:rPr>
-        <w:t xml:space="preserve">,* </w:t>
-      </w:r>
-      <w:proofErr w:type="spellStart"/>
-      <w:r>
-        <w:rPr>
-          <w:rFonts w:ascii="Times New Roman" w:hAnsi="Times New Roman"/>
-          <w:sz w:val="24"/>
-          <w:szCs w:val="24"/>
-          <w:lang w:val="uk-UA"/>
-        </w:rPr>
-        <w:t>при́страсні</w:t>
-      </w:r>
-      <w:proofErr w:type="spellEnd"/>
-      <w:r>
-        <w:rPr>
-          <w:rFonts w:ascii="Times New Roman" w:hAnsi="Times New Roman"/>
-          <w:sz w:val="24"/>
-          <w:szCs w:val="24"/>
-          <w:lang w:val="uk-UA"/>
-        </w:rPr>
-        <w:t xml:space="preserve"> </w:t>
-      </w:r>
-      <w:proofErr w:type="spellStart"/>
-      <w:r>
-        <w:rPr>
-          <w:rFonts w:ascii="Times New Roman" w:hAnsi="Times New Roman"/>
-          <w:sz w:val="24"/>
-          <w:szCs w:val="24"/>
-          <w:lang w:val="uk-UA"/>
-        </w:rPr>
-        <w:t>о́брази</w:t>
-      </w:r>
-      <w:proofErr w:type="spellEnd"/>
-      <w:r>
-        <w:rPr>
-          <w:rFonts w:ascii="Times New Roman" w:hAnsi="Times New Roman"/>
-          <w:sz w:val="24"/>
-          <w:szCs w:val="24"/>
-          <w:lang w:val="uk-UA"/>
-        </w:rPr>
-        <w:t xml:space="preserve"> ти в </w:t>
-      </w:r>
-      <w:proofErr w:type="spellStart"/>
-      <w:r>
-        <w:rPr>
-          <w:rFonts w:ascii="Times New Roman" w:hAnsi="Times New Roman"/>
-          <w:sz w:val="24"/>
-          <w:szCs w:val="24"/>
-          <w:lang w:val="uk-UA"/>
-        </w:rPr>
-        <w:t>со́бі</w:t>
-      </w:r>
-      <w:proofErr w:type="spellEnd"/>
-      <w:r>
-        <w:rPr>
-          <w:rFonts w:ascii="Times New Roman" w:hAnsi="Times New Roman"/>
-          <w:sz w:val="24"/>
-          <w:szCs w:val="24"/>
-          <w:lang w:val="uk-UA"/>
-        </w:rPr>
-        <w:t xml:space="preserve"> </w:t>
-      </w:r>
-      <w:proofErr w:type="spellStart"/>
-      <w:r>
-        <w:rPr>
-          <w:rFonts w:ascii="Times New Roman" w:hAnsi="Times New Roman"/>
-          <w:sz w:val="24"/>
-          <w:szCs w:val="24"/>
-          <w:lang w:val="uk-UA"/>
-        </w:rPr>
-        <w:t>благоче́сно</w:t>
-      </w:r>
-      <w:proofErr w:type="spellEnd"/>
-      <w:r>
-        <w:rPr>
-          <w:rFonts w:ascii="Times New Roman" w:hAnsi="Times New Roman"/>
-          <w:sz w:val="24"/>
-          <w:szCs w:val="24"/>
-          <w:lang w:val="uk-UA"/>
-        </w:rPr>
-        <w:t xml:space="preserve"> </w:t>
-      </w:r>
-      <w:proofErr w:type="spellStart"/>
-      <w:r>
-        <w:rPr>
-          <w:rFonts w:ascii="Times New Roman" w:hAnsi="Times New Roman"/>
-          <w:sz w:val="24"/>
-          <w:szCs w:val="24"/>
-          <w:lang w:val="uk-UA"/>
-        </w:rPr>
-        <w:t>ви́нищила</w:t>
-      </w:r>
-      <w:proofErr w:type="spellEnd"/>
-      <w:r>
-        <w:rPr>
-          <w:rFonts w:ascii="Times New Roman" w:hAnsi="Times New Roman"/>
-          <w:sz w:val="24"/>
-          <w:szCs w:val="24"/>
-          <w:lang w:val="uk-UA"/>
-        </w:rPr>
-        <w:t xml:space="preserve">,* </w:t>
-      </w:r>
-      <w:proofErr w:type="spellStart"/>
-      <w:r>
-        <w:rPr>
-          <w:rFonts w:ascii="Times New Roman" w:hAnsi="Times New Roman"/>
-          <w:sz w:val="24"/>
-          <w:szCs w:val="24"/>
-          <w:lang w:val="uk-UA"/>
-        </w:rPr>
-        <w:t>о́браз</w:t>
-      </w:r>
-      <w:proofErr w:type="spellEnd"/>
-      <w:r>
-        <w:rPr>
-          <w:rFonts w:ascii="Times New Roman" w:hAnsi="Times New Roman"/>
-          <w:sz w:val="24"/>
-          <w:szCs w:val="24"/>
-          <w:lang w:val="uk-UA"/>
-        </w:rPr>
-        <w:t xml:space="preserve"> </w:t>
-      </w:r>
-      <w:proofErr w:type="spellStart"/>
-      <w:r>
-        <w:rPr>
-          <w:rFonts w:ascii="Times New Roman" w:hAnsi="Times New Roman"/>
-          <w:sz w:val="24"/>
-          <w:szCs w:val="24"/>
-          <w:lang w:val="uk-UA"/>
-        </w:rPr>
-        <w:t>богоподібности</w:t>
-      </w:r>
-      <w:proofErr w:type="spellEnd"/>
-      <w:r>
-        <w:rPr>
-          <w:rFonts w:ascii="Times New Roman" w:hAnsi="Times New Roman"/>
-          <w:sz w:val="24"/>
-          <w:szCs w:val="24"/>
-          <w:lang w:val="uk-UA"/>
-        </w:rPr>
-        <w:t xml:space="preserve">* в душі </w:t>
-      </w:r>
-      <w:proofErr w:type="spellStart"/>
-      <w:r>
-        <w:rPr>
-          <w:rFonts w:ascii="Times New Roman" w:hAnsi="Times New Roman"/>
-          <w:sz w:val="24"/>
-          <w:szCs w:val="24"/>
-          <w:lang w:val="uk-UA"/>
-        </w:rPr>
-        <w:t>ви́писавши</w:t>
-      </w:r>
-      <w:proofErr w:type="spellEnd"/>
-      <w:r>
-        <w:rPr>
-          <w:rFonts w:ascii="Times New Roman" w:hAnsi="Times New Roman"/>
-          <w:sz w:val="24"/>
-          <w:szCs w:val="24"/>
-          <w:lang w:val="uk-UA"/>
-        </w:rPr>
-        <w:t xml:space="preserve"> різнорідністю </w:t>
-      </w:r>
-      <w:proofErr w:type="spellStart"/>
-      <w:r>
-        <w:rPr>
-          <w:rFonts w:ascii="Times New Roman" w:hAnsi="Times New Roman"/>
-          <w:sz w:val="24"/>
-          <w:szCs w:val="24"/>
-          <w:lang w:val="uk-UA"/>
-        </w:rPr>
-        <w:t>чесно́т</w:t>
-      </w:r>
-      <w:proofErr w:type="spellEnd"/>
-      <w:r>
-        <w:rPr>
-          <w:rFonts w:ascii="Times New Roman" w:hAnsi="Times New Roman"/>
-          <w:sz w:val="24"/>
-          <w:szCs w:val="24"/>
-          <w:lang w:val="uk-UA"/>
-        </w:rPr>
-        <w:t xml:space="preserve">,* і настільки заясніла,* що й по </w:t>
-      </w:r>
-      <w:proofErr w:type="spellStart"/>
-      <w:r>
-        <w:rPr>
-          <w:rFonts w:ascii="Times New Roman" w:hAnsi="Times New Roman"/>
-          <w:sz w:val="24"/>
-          <w:szCs w:val="24"/>
-          <w:lang w:val="uk-UA"/>
-        </w:rPr>
-        <w:t>во́дах</w:t>
-      </w:r>
-      <w:proofErr w:type="spellEnd"/>
-      <w:r>
-        <w:rPr>
-          <w:rFonts w:ascii="Times New Roman" w:hAnsi="Times New Roman"/>
-          <w:sz w:val="24"/>
-          <w:szCs w:val="24"/>
-          <w:lang w:val="uk-UA"/>
-        </w:rPr>
-        <w:t xml:space="preserve"> </w:t>
-      </w:r>
-      <w:proofErr w:type="spellStart"/>
-      <w:r>
-        <w:rPr>
-          <w:rFonts w:ascii="Times New Roman" w:hAnsi="Times New Roman"/>
-          <w:sz w:val="24"/>
-          <w:szCs w:val="24"/>
-          <w:lang w:val="uk-UA"/>
-        </w:rPr>
-        <w:t>ле́гко</w:t>
-      </w:r>
-      <w:proofErr w:type="spellEnd"/>
-      <w:r>
-        <w:rPr>
-          <w:rFonts w:ascii="Times New Roman" w:hAnsi="Times New Roman"/>
-          <w:sz w:val="24"/>
-          <w:szCs w:val="24"/>
-          <w:lang w:val="uk-UA"/>
-        </w:rPr>
-        <w:t xml:space="preserve"> </w:t>
-      </w:r>
-      <w:proofErr w:type="spellStart"/>
-      <w:r>
-        <w:rPr>
-          <w:rFonts w:ascii="Times New Roman" w:hAnsi="Times New Roman"/>
-          <w:sz w:val="24"/>
-          <w:szCs w:val="24"/>
-          <w:lang w:val="uk-UA"/>
-        </w:rPr>
-        <w:t>прохо́дила</w:t>
-      </w:r>
-      <w:proofErr w:type="spellEnd"/>
-      <w:r>
-        <w:rPr>
-          <w:rFonts w:ascii="Times New Roman" w:hAnsi="Times New Roman"/>
-          <w:sz w:val="24"/>
-          <w:szCs w:val="24"/>
-          <w:lang w:val="uk-UA"/>
-        </w:rPr>
-        <w:t xml:space="preserve"> </w:t>
-      </w:r>
-      <w:proofErr w:type="spellStart"/>
-      <w:r>
-        <w:rPr>
-          <w:rFonts w:ascii="Times New Roman" w:hAnsi="Times New Roman"/>
-          <w:sz w:val="24"/>
-          <w:szCs w:val="24"/>
-          <w:lang w:val="uk-UA"/>
-        </w:rPr>
-        <w:t>стопа́ми</w:t>
-      </w:r>
-      <w:proofErr w:type="spellEnd"/>
-      <w:r>
-        <w:rPr>
-          <w:rFonts w:ascii="Times New Roman" w:hAnsi="Times New Roman"/>
-          <w:sz w:val="24"/>
-          <w:szCs w:val="24"/>
-          <w:lang w:val="uk-UA"/>
-        </w:rPr>
-        <w:t xml:space="preserve">* і від землі </w:t>
-      </w:r>
-      <w:proofErr w:type="spellStart"/>
-      <w:r>
-        <w:rPr>
-          <w:rFonts w:ascii="Times New Roman" w:hAnsi="Times New Roman"/>
-          <w:sz w:val="24"/>
-          <w:szCs w:val="24"/>
-          <w:lang w:val="uk-UA"/>
-        </w:rPr>
-        <w:t>здійма́лася</w:t>
-      </w:r>
-      <w:proofErr w:type="spellEnd"/>
-      <w:r>
-        <w:rPr>
-          <w:rFonts w:ascii="Times New Roman" w:hAnsi="Times New Roman"/>
-          <w:sz w:val="24"/>
-          <w:szCs w:val="24"/>
-          <w:lang w:val="uk-UA"/>
-        </w:rPr>
-        <w:t xml:space="preserve">,* </w:t>
-      </w:r>
-      <w:proofErr w:type="spellStart"/>
-      <w:r>
-        <w:rPr>
-          <w:rFonts w:ascii="Times New Roman" w:hAnsi="Times New Roman"/>
-          <w:sz w:val="24"/>
-          <w:szCs w:val="24"/>
-          <w:lang w:val="uk-UA"/>
-        </w:rPr>
-        <w:t>Бо́гові</w:t>
-      </w:r>
-      <w:proofErr w:type="spellEnd"/>
-      <w:r>
-        <w:rPr>
-          <w:rFonts w:ascii="Times New Roman" w:hAnsi="Times New Roman"/>
-          <w:sz w:val="24"/>
-          <w:szCs w:val="24"/>
-          <w:lang w:val="uk-UA"/>
-        </w:rPr>
-        <w:t xml:space="preserve"> </w:t>
-      </w:r>
-      <w:proofErr w:type="spellStart"/>
-      <w:r>
-        <w:rPr>
-          <w:rFonts w:ascii="Times New Roman" w:hAnsi="Times New Roman"/>
-          <w:sz w:val="24"/>
-          <w:szCs w:val="24"/>
-          <w:lang w:val="uk-UA"/>
-        </w:rPr>
-        <w:t>прино́сячи</w:t>
-      </w:r>
-      <w:proofErr w:type="spellEnd"/>
-      <w:r>
-        <w:rPr>
-          <w:rFonts w:ascii="Times New Roman" w:hAnsi="Times New Roman"/>
-          <w:sz w:val="24"/>
-          <w:szCs w:val="24"/>
-          <w:lang w:val="uk-UA"/>
-        </w:rPr>
-        <w:t xml:space="preserve"> моління;* і </w:t>
-      </w:r>
-      <w:proofErr w:type="spellStart"/>
-      <w:r>
-        <w:rPr>
-          <w:rFonts w:ascii="Times New Roman" w:hAnsi="Times New Roman"/>
-          <w:sz w:val="24"/>
-          <w:szCs w:val="24"/>
-          <w:lang w:val="uk-UA"/>
-        </w:rPr>
-        <w:t>ни́ні</w:t>
-      </w:r>
-      <w:proofErr w:type="spellEnd"/>
-      <w:r>
-        <w:rPr>
-          <w:rFonts w:ascii="Times New Roman" w:hAnsi="Times New Roman"/>
-          <w:sz w:val="24"/>
-          <w:szCs w:val="24"/>
-          <w:lang w:val="uk-UA"/>
-        </w:rPr>
-        <w:t xml:space="preserve"> зі </w:t>
-      </w:r>
-      <w:proofErr w:type="spellStart"/>
-      <w:r>
-        <w:rPr>
-          <w:rFonts w:ascii="Times New Roman" w:hAnsi="Times New Roman"/>
-          <w:sz w:val="24"/>
-          <w:szCs w:val="24"/>
-          <w:lang w:val="uk-UA"/>
-        </w:rPr>
-        <w:t>сміли́вістю</w:t>
-      </w:r>
-      <w:proofErr w:type="spellEnd"/>
-      <w:r>
-        <w:rPr>
-          <w:rFonts w:ascii="Times New Roman" w:hAnsi="Times New Roman"/>
-          <w:sz w:val="24"/>
-          <w:szCs w:val="24"/>
-          <w:lang w:val="uk-UA"/>
-        </w:rPr>
-        <w:t xml:space="preserve">* </w:t>
-      </w:r>
-      <w:proofErr w:type="spellStart"/>
-      <w:r>
-        <w:rPr>
-          <w:rFonts w:ascii="Times New Roman" w:hAnsi="Times New Roman"/>
-          <w:sz w:val="24"/>
-          <w:szCs w:val="24"/>
-          <w:lang w:val="uk-UA"/>
-        </w:rPr>
-        <w:t>пе́ред</w:t>
-      </w:r>
-      <w:proofErr w:type="spellEnd"/>
-      <w:r>
-        <w:rPr>
-          <w:rFonts w:ascii="Times New Roman" w:hAnsi="Times New Roman"/>
-          <w:sz w:val="24"/>
-          <w:szCs w:val="24"/>
-          <w:lang w:val="uk-UA"/>
-        </w:rPr>
-        <w:t xml:space="preserve"> </w:t>
-      </w:r>
-      <w:proofErr w:type="spellStart"/>
-      <w:r>
-        <w:rPr>
-          <w:rFonts w:ascii="Times New Roman" w:hAnsi="Times New Roman"/>
-          <w:sz w:val="24"/>
-          <w:szCs w:val="24"/>
-          <w:lang w:val="uk-UA"/>
-        </w:rPr>
-        <w:t>Христо́м</w:t>
-      </w:r>
-      <w:proofErr w:type="spellEnd"/>
-      <w:r>
-        <w:rPr>
-          <w:rFonts w:ascii="Times New Roman" w:hAnsi="Times New Roman"/>
-          <w:sz w:val="24"/>
-          <w:szCs w:val="24"/>
-          <w:lang w:val="uk-UA"/>
-        </w:rPr>
-        <w:t xml:space="preserve"> </w:t>
-      </w:r>
-      <w:proofErr w:type="spellStart"/>
-      <w:r>
-        <w:rPr>
-          <w:rFonts w:ascii="Times New Roman" w:hAnsi="Times New Roman"/>
-          <w:sz w:val="24"/>
-          <w:szCs w:val="24"/>
-          <w:lang w:val="uk-UA"/>
-        </w:rPr>
-        <w:t>стоячи́</w:t>
-      </w:r>
-      <w:proofErr w:type="spellEnd"/>
-      <w:r>
-        <w:rPr>
-          <w:rFonts w:ascii="Times New Roman" w:hAnsi="Times New Roman"/>
-          <w:sz w:val="24"/>
-          <w:szCs w:val="24"/>
-          <w:lang w:val="uk-UA"/>
-        </w:rPr>
-        <w:t xml:space="preserve">,* </w:t>
-      </w:r>
-      <w:proofErr w:type="spellStart"/>
-      <w:r>
-        <w:rPr>
-          <w:rFonts w:ascii="Times New Roman" w:hAnsi="Times New Roman"/>
-          <w:sz w:val="24"/>
-          <w:szCs w:val="24"/>
-          <w:lang w:val="uk-UA"/>
-        </w:rPr>
-        <w:t>всесла́вна</w:t>
-      </w:r>
-      <w:proofErr w:type="spellEnd"/>
-      <w:r>
-        <w:rPr>
-          <w:rFonts w:ascii="Times New Roman" w:hAnsi="Times New Roman"/>
-          <w:sz w:val="24"/>
-          <w:szCs w:val="24"/>
-          <w:lang w:val="uk-UA"/>
-        </w:rPr>
-        <w:t xml:space="preserve"> Маріє,* </w:t>
-      </w:r>
-      <w:proofErr w:type="spellStart"/>
-      <w:r>
-        <w:rPr>
-          <w:rFonts w:ascii="Times New Roman" w:hAnsi="Times New Roman"/>
-          <w:sz w:val="24"/>
-          <w:szCs w:val="24"/>
-          <w:lang w:val="uk-UA"/>
-        </w:rPr>
-        <w:t>моли́ся</w:t>
-      </w:r>
-      <w:proofErr w:type="spellEnd"/>
-      <w:r>
-        <w:rPr>
-          <w:rFonts w:ascii="Times New Roman" w:hAnsi="Times New Roman"/>
-          <w:sz w:val="24"/>
-          <w:szCs w:val="24"/>
-          <w:lang w:val="uk-UA"/>
-        </w:rPr>
-        <w:t xml:space="preserve"> за </w:t>
-      </w:r>
-      <w:proofErr w:type="spellStart"/>
-      <w:r>
-        <w:rPr>
-          <w:rFonts w:ascii="Times New Roman" w:hAnsi="Times New Roman"/>
-          <w:sz w:val="24"/>
-          <w:szCs w:val="24"/>
-          <w:lang w:val="uk-UA"/>
-        </w:rPr>
-        <w:t>ду́ші</w:t>
-      </w:r>
-      <w:proofErr w:type="spellEnd"/>
-      <w:r>
-        <w:rPr>
-          <w:rFonts w:ascii="Times New Roman" w:hAnsi="Times New Roman"/>
-          <w:sz w:val="24"/>
-          <w:szCs w:val="24"/>
-          <w:lang w:val="uk-UA"/>
-        </w:rPr>
-        <w:t xml:space="preserve"> </w:t>
-      </w:r>
-      <w:proofErr w:type="spellStart"/>
-      <w:r>
-        <w:rPr>
-          <w:rFonts w:ascii="Times New Roman" w:hAnsi="Times New Roman"/>
-          <w:sz w:val="24"/>
-          <w:szCs w:val="24"/>
-          <w:lang w:val="uk-UA"/>
-        </w:rPr>
-        <w:t>на́ші</w:t>
-      </w:r>
-      <w:proofErr w:type="spellEnd"/>
-      <w:r>
-        <w:rPr>
-          <w:rFonts w:ascii="Times New Roman" w:hAnsi="Times New Roman"/>
-          <w:sz w:val="24"/>
-          <w:szCs w:val="24"/>
-          <w:lang w:val="uk-UA"/>
-        </w:rPr>
-        <w:t>.</w:t>
+        <w:pStyle w:val="Normal"/>
+      </w:pPr>
+      <w:r>
+        <w:rPr>
+          <w:rFonts w:ascii="Times New Roman" w:hAnsi="Times New Roman"/>
+          <w:sz w:val="24"/>
+        </w:rPr>
+        <w:t>Незлобивий, цілісний,* милостивий і братолюбний,* смиренномудрий і лагідний,* любови сповнений, милостинею оздоблений,* терпеливий в очікуванні,* вірою і надією огорнений* показався ти, всім завжди пам’ятний,* молитвами оздоблюваний* і божественними променями священно осяюваний.</w:t>
       </w:r>
     </w:p>
     <w:p>
